--- a/papers/PAPERS 2.0/Neuresthetic School Method.docx
+++ b/papers/PAPERS 2.0/Neuresthetic School Method.docx
@@ -895,7 +895,7 @@
           <w:sz w:val="20"/>
           <w:szCs w:val="20"/>
         </w:rPr>
-        <w:t>, Turing, Newton..</w:t>
+        <w:t>..</w:t>
       </w:r>
       <w:r>
         <w:rPr>
@@ -995,7 +995,25 @@
           <w:sz w:val="20"/>
           <w:szCs w:val="20"/>
         </w:rPr>
-        <w:t>We combine these two things for the same reason we build bridges between a city divided across a river. Science is approached Neuresthetically, as you would hope a sports program would do so Kinesthetically.</w:t>
+        <w:t>We combine these two things for the same reason we build bridges between a city divided across a river</w:t>
+      </w:r>
+      <w:r>
+        <w:rPr>
+          <w:rFonts w:cstheme="minorHAnsi"/>
+          <w:spacing w:val="20"/>
+          <w:sz w:val="20"/>
+          <w:szCs w:val="20"/>
+        </w:rPr>
+        <w:t xml:space="preserve">, and for the same reason </w:t>
+      </w:r>
+      <w:r>
+        <w:rPr>
+          <w:rFonts w:cstheme="minorHAnsi"/>
+          <w:spacing w:val="20"/>
+          <w:sz w:val="20"/>
+          <w:szCs w:val="20"/>
+        </w:rPr>
+        <w:t>Science is approached Neuresthetically, as you would hope a sports program would do so Kinesthetically.</w:t>
       </w:r>
     </w:p>
     <w:p>

--- a/papers/PAPERS 2.0/Neuresthetic School Method.docx
+++ b/papers/PAPERS 2.0/Neuresthetic School Method.docx
@@ -18,7 +18,25 @@
           <w:sz w:val="40"/>
           <w:szCs w:val="40"/>
         </w:rPr>
-        <w:t xml:space="preserve">NEURESTHETC </w:t>
+        <w:t>NEURESTHET</w:t>
+      </w:r>
+      <w:r>
+        <w:rPr>
+          <w:rFonts w:ascii="High Tower Text" w:hAnsi="High Tower Text"/>
+          <w:spacing w:val="20"/>
+          <w:sz w:val="40"/>
+          <w:szCs w:val="40"/>
+        </w:rPr>
+        <w:t>I</w:t>
+      </w:r>
+      <w:r>
+        <w:rPr>
+          <w:rFonts w:ascii="High Tower Text" w:hAnsi="High Tower Text"/>
+          <w:spacing w:val="20"/>
+          <w:sz w:val="40"/>
+          <w:szCs w:val="40"/>
+        </w:rPr>
+        <w:t xml:space="preserve">C </w:t>
       </w:r>
       <w:r>
         <w:rPr>
@@ -1013,7 +1031,27 @@
           <w:sz w:val="20"/>
           <w:szCs w:val="20"/>
         </w:rPr>
-        <w:t>Science is approached Neuresthetically, as you would hope a sports program would do so Kinesthetically.</w:t>
+        <w:t xml:space="preserve">Science is approached </w:t>
+      </w:r>
+      <w:proofErr w:type="spellStart"/>
+      <w:r>
+        <w:rPr>
+          <w:rFonts w:cstheme="minorHAnsi"/>
+          <w:spacing w:val="20"/>
+          <w:sz w:val="20"/>
+          <w:szCs w:val="20"/>
+        </w:rPr>
+        <w:t>Neuresthetically</w:t>
+      </w:r>
+      <w:proofErr w:type="spellEnd"/>
+      <w:r>
+        <w:rPr>
+          <w:rFonts w:cstheme="minorHAnsi"/>
+          <w:spacing w:val="20"/>
+          <w:sz w:val="20"/>
+          <w:szCs w:val="20"/>
+        </w:rPr>
+        <w:t>, as you would hope a sports program would do so Kinesthetically.</w:t>
       </w:r>
     </w:p>
     <w:p>
@@ -1306,6 +1344,7 @@
         </w:rPr>
         <w:t xml:space="preserve"> </w:t>
       </w:r>
+      <w:proofErr w:type="spellStart"/>
       <w:r>
         <w:rPr>
           <w:rFonts w:cstheme="minorHAnsi"/>
@@ -1315,6 +1354,7 @@
         </w:rPr>
         <w:t>Neuresthetics</w:t>
       </w:r>
+      <w:proofErr w:type="spellEnd"/>
       <w:r>
         <w:rPr>
           <w:rFonts w:cstheme="minorHAnsi"/>
